--- a/Documents explicatifs des dispositifs/Dispositif3_Conjugaison_CM1_avec_jeux.docx
+++ b/Documents explicatifs des dispositifs/Dispositif3_Conjugaison_CM1_avec_jeux.docx
@@ -1712,6 +1712,782 @@
       <w:r>
         <w:rPr/>
         <w:t>Cette numérotation remplace entièrement les repères T1-T8/T7/T6 d'une version précédente. Si des fiches avaient été rédigées sous cette ancienne numérotation, elles doivent être renumérotées (T1 → C1, T2 → C2, etc.).</w:t>
+      </w:r>
+    </w:p>
+    <w:p>
+      <w:pPr>
+        <w:pStyle w:val="Heading1"/>
+      </w:pPr>
+      <w:r>
+        <w:t xml:space="preserve">En CM2 : les mêmes ceintures, approfondies</w:t>
+      </w:r>
+    </w:p>
+    <w:p>
+      <w:pPr>
+        <w:pStyle w:val="BodyText"/>
+      </w:pPr>
+      <w:r>
+        <w:t xml:space="preserve">Depuis octobre 2026, chaque ceinture CM2 porte le même numéro, la même couleur et la même notion qu’en CM1. En classe à double niveau, l’observation et la trace écrite sont communes ; le CM2 va plus loin avec des écrans et des exercices en plus, et passe son propre test.</w:t>
+      </w:r>
+    </w:p>
+    <w:p>
+      <w:pPr>
+        <w:pStyle w:val="BodyText"/>
+        <w:numPr>
+          <w:ilvl w:val="0"/>
+          <w:numId w:val="1"/>
+        </w:numPr>
+        <w:spacing w:after="60"/>
+      </w:pPr>
+      <w:r>
+        <w:rPr>
+          <w:b/>
+          <w:bCs/>
+        </w:rPr>
+        <w:t xml:space="preserve">Trace écrite</w:t>
+      </w:r>
+      <w:r>
+        <w:t xml:space="preserve"> : la carte mentale est la même ; un encadré « En CM2, j’apprends aussi » la complète (page interactive et impression).</w:t>
+      </w:r>
+    </w:p>
+    <w:p>
+      <w:pPr>
+        <w:pStyle w:val="BodyText"/>
+        <w:numPr>
+          <w:ilvl w:val="0"/>
+          <w:numId w:val="1"/>
+        </w:numPr>
+        <w:spacing w:after="60"/>
+      </w:pPr>
+      <w:r>
+        <w:rPr>
+          <w:b/>
+          <w:bCs/>
+        </w:rPr>
+        <w:t xml:space="preserve">Page interactive</w:t>
+      </w:r>
+      <w:r>
+        <w:t xml:space="preserve"> : bouton « CM2 » du sommaire ; les écrans propres au CM2 portent l’étiquette « CM2 ».</w:t>
+      </w:r>
+    </w:p>
+    <w:p>
+      <w:pPr>
+        <w:pStyle w:val="BodyText"/>
+        <w:numPr>
+          <w:ilvl w:val="0"/>
+          <w:numId w:val="1"/>
+        </w:numPr>
+        <w:spacing w:after="60"/>
+      </w:pPr>
+      <w:r>
+        <w:rPr>
+          <w:b/>
+          <w:bCs/>
+        </w:rPr>
+        <w:t xml:space="preserve">Parcours</w:t>
+      </w:r>
+      <w:r>
+        <w:t xml:space="preserve"> : inchangé (Structure des ceintures) ; test ciblé A/B/C, réussite 6/6. Proposition : pour le CM2, 3 items sur le tronc commun et 3 items sur l’ajout CM2.</w:t>
+      </w:r>
+    </w:p>
+    <w:p>
+      <w:pPr>
+        <w:pStyle w:val="BodyText"/>
+        <w:numPr>
+          <w:ilvl w:val="0"/>
+          <w:numId w:val="1"/>
+        </w:numPr>
+        <w:spacing w:after="60"/>
+      </w:pPr>
+      <w:r>
+        <w:rPr>
+          <w:b/>
+          <w:bCs/>
+        </w:rPr>
+        <w:t xml:space="preserve">Cahier de progrès</w:t>
+      </w:r>
+      <w:r>
+        <w:t xml:space="preserve"> : parcours C des fiches CE2-CM1-CM2, renuméroté sur le CM1.</w:t>
+      </w:r>
+    </w:p>
+    <w:p>
+      <w:pPr>
+        <w:pStyle w:val="BodyText"/>
+      </w:pPr>
+      <w:r>
+        <w:t xml:space="preserve">Ceintures actives en CM2 : C1 à C8. C6 et C7, réservées au CM2 par le §1, sont désormais produites.</w:t>
+      </w:r>
+    </w:p>
+    <w:tbl>
+      <w:tblPr>
+        <w:tblW w:type="dxa" w:w="9600"/>
+        <w:tblBorders>
+          <w:top w:val="single" w:color="auto" w:sz="4"/>
+          <w:left w:val="single" w:color="auto" w:sz="4"/>
+          <w:bottom w:val="single" w:color="auto" w:sz="4"/>
+          <w:right w:val="single" w:color="auto" w:sz="4"/>
+          <w:insideH w:val="single" w:color="auto" w:sz="4"/>
+          <w:insideV w:val="single" w:color="auto" w:sz="4"/>
+        </w:tblBorders>
+        <w:tblCellMar>
+          <w:left w:w="80" w:type="dxa"/>
+          <w:right w:w="80" w:type="dxa"/>
+        </w:tblCellMar>
+      </w:tblPr>
+      <w:tblGrid>
+        <w:gridCol w:w="675"/>
+        <w:gridCol w:w="1064"/>
+        <w:gridCol w:w="2568"/>
+        <w:gridCol w:w="4284"/>
+        <w:gridCol w:w="1008"/>
+      </w:tblGrid>
+      <w:tr>
+        <w:trPr>
+          <w:tblHeader/>
+        </w:trPr>
+        <w:tc>
+          <w:tcPr>
+            <w:tcW w:type="dxa" w:w="675"/>
+            <w:shd w:fill="D9E2F3" w:val="clear"/>
+          </w:tcPr>
+          <w:p>
+            <w:pPr>
+              <w:spacing w:before="20" w:after="20"/>
+            </w:pPr>
+            <w:r>
+              <w:rPr>
+                <w:b/>
+                <w:bCs/>
+              </w:rPr>
+              <w:t xml:space="preserve">N°</w:t>
+            </w:r>
+          </w:p>
+        </w:tc>
+        <w:tc>
+          <w:tcPr>
+            <w:tcW w:type="dxa" w:w="1064"/>
+            <w:shd w:fill="D9E2F3" w:val="clear"/>
+          </w:tcPr>
+          <w:p>
+            <w:pPr>
+              <w:spacing w:before="20" w:after="20"/>
+            </w:pPr>
+            <w:r>
+              <w:rPr>
+                <w:b/>
+                <w:bCs/>
+              </w:rPr>
+              <w:t xml:space="preserve">Couleur</w:t>
+            </w:r>
+          </w:p>
+        </w:tc>
+        <w:tc>
+          <w:tcPr>
+            <w:tcW w:type="dxa" w:w="2568"/>
+            <w:shd w:fill="D9E2F3" w:val="clear"/>
+          </w:tcPr>
+          <w:p>
+            <w:pPr>
+              <w:spacing w:before="20" w:after="20"/>
+            </w:pPr>
+            <w:r>
+              <w:rPr>
+                <w:b/>
+                <w:bCs/>
+              </w:rPr>
+              <w:t xml:space="preserve">Tronc commun (CM1)</w:t>
+            </w:r>
+          </w:p>
+        </w:tc>
+        <w:tc>
+          <w:tcPr>
+            <w:tcW w:type="dxa" w:w="4284"/>
+            <w:shd w:fill="D9E2F3" w:val="clear"/>
+          </w:tcPr>
+          <w:p>
+            <w:pPr>
+              <w:spacing w:before="20" w:after="20"/>
+            </w:pPr>
+            <w:r>
+              <w:rPr>
+                <w:b/>
+                <w:bCs/>
+              </w:rPr>
+              <w:t xml:space="preserve">En plus en CM2</w:t>
+            </w:r>
+          </w:p>
+        </w:tc>
+        <w:tc>
+          <w:tcPr>
+            <w:tcW w:type="dxa" w:w="1008"/>
+            <w:shd w:fill="D9E2F3" w:val="clear"/>
+          </w:tcPr>
+          <w:p>
+            <w:pPr>
+              <w:spacing w:before="20" w:after="20"/>
+            </w:pPr>
+            <w:r>
+              <w:rPr>
+                <w:b/>
+                <w:bCs/>
+              </w:rPr>
+              <w:t xml:space="preserve">Période</w:t>
+            </w:r>
+          </w:p>
+        </w:tc>
+      </w:tr>
+      <w:tr>
+        <w:tc>
+          <w:tcPr>
+            <w:tcW w:type="dxa" w:w="675"/>
+          </w:tcPr>
+          <w:p>
+            <w:pPr>
+              <w:spacing w:before="20" w:after="20"/>
+            </w:pPr>
+            <w:r>
+              <w:t xml:space="preserve">C1</w:t>
+            </w:r>
+          </w:p>
+        </w:tc>
+        <w:tc>
+          <w:tcPr>
+            <w:tcW w:type="dxa" w:w="1064"/>
+          </w:tcPr>
+          <w:p>
+            <w:pPr>
+              <w:spacing w:before="20" w:after="20"/>
+            </w:pPr>
+            <w:r>
+              <w:t xml:space="preserve">Blanche</w:t>
+            </w:r>
+          </w:p>
+        </w:tc>
+        <w:tc>
+          <w:tcPr>
+            <w:tcW w:type="dxa" w:w="2568"/>
+          </w:tcPr>
+          <w:p>
+            <w:pPr>
+              <w:spacing w:before="20" w:after="20"/>
+            </w:pPr>
+            <w:r>
+              <w:t xml:space="preserve">Présent ; radicaux qui changent (1er groupe)</w:t>
+            </w:r>
+          </w:p>
+        </w:tc>
+        <w:tc>
+          <w:tcPr>
+            <w:tcW w:type="dxa" w:w="4284"/>
+          </w:tcPr>
+          <w:p>
+            <w:pPr>
+              <w:spacing w:before="20" w:after="20"/>
+            </w:pPr>
+            <w:r>
+              <w:t xml:space="preserve">Radicaux qui changent au 3e groupe (je peux, nous pouvons, ils peuvent)</w:t>
+            </w:r>
+          </w:p>
+        </w:tc>
+        <w:tc>
+          <w:tcPr>
+            <w:tcW w:type="dxa" w:w="1008"/>
+          </w:tcPr>
+          <w:p>
+            <w:pPr>
+              <w:spacing w:before="20" w:after="20"/>
+            </w:pPr>
+            <w:r>
+              <w:t xml:space="preserve">P1</w:t>
+            </w:r>
+          </w:p>
+        </w:tc>
+      </w:tr>
+      <w:tr>
+        <w:tc>
+          <w:tcPr>
+            <w:tcW w:type="dxa" w:w="675"/>
+          </w:tcPr>
+          <w:p>
+            <w:pPr>
+              <w:spacing w:before="20" w:after="20"/>
+            </w:pPr>
+            <w:r>
+              <w:t xml:space="preserve">C2</w:t>
+            </w:r>
+          </w:p>
+        </w:tc>
+        <w:tc>
+          <w:tcPr>
+            <w:tcW w:type="dxa" w:w="1064"/>
+          </w:tcPr>
+          <w:p>
+            <w:pPr>
+              <w:spacing w:before="20" w:after="20"/>
+            </w:pPr>
+            <w:r>
+              <w:t xml:space="preserve">Jaune</w:t>
+            </w:r>
+          </w:p>
+        </w:tc>
+        <w:tc>
+          <w:tcPr>
+            <w:tcW w:type="dxa" w:w="2568"/>
+          </w:tcPr>
+          <w:p>
+            <w:pPr>
+              <w:spacing w:before="20" w:after="20"/>
+            </w:pPr>
+            <w:r>
+              <w:t xml:space="preserve">Futur simple</w:t>
+            </w:r>
+          </w:p>
+        </w:tc>
+        <w:tc>
+          <w:tcPr>
+            <w:tcW w:type="dxa" w:w="4284"/>
+          </w:tcPr>
+          <w:p>
+            <w:pPr>
+              <w:spacing w:before="20" w:after="20"/>
+            </w:pPr>
+            <w:r>
+              <w:t xml:space="preserve">Marque du temps (r) et marque de personne</w:t>
+            </w:r>
+          </w:p>
+        </w:tc>
+        <w:tc>
+          <w:tcPr>
+            <w:tcW w:type="dxa" w:w="1008"/>
+          </w:tcPr>
+          <w:p>
+            <w:pPr>
+              <w:spacing w:before="20" w:after="20"/>
+            </w:pPr>
+            <w:r>
+              <w:t xml:space="preserve">P2</w:t>
+            </w:r>
+          </w:p>
+        </w:tc>
+      </w:tr>
+      <w:tr>
+        <w:tc>
+          <w:tcPr>
+            <w:tcW w:type="dxa" w:w="675"/>
+          </w:tcPr>
+          <w:p>
+            <w:pPr>
+              <w:spacing w:before="20" w:after="20"/>
+            </w:pPr>
+            <w:r>
+              <w:t xml:space="preserve">C3</w:t>
+            </w:r>
+          </w:p>
+        </w:tc>
+        <w:tc>
+          <w:tcPr>
+            <w:tcW w:type="dxa" w:w="1064"/>
+          </w:tcPr>
+          <w:p>
+            <w:pPr>
+              <w:spacing w:before="20" w:after="20"/>
+            </w:pPr>
+            <w:r>
+              <w:t xml:space="preserve">Orange</w:t>
+            </w:r>
+          </w:p>
+        </w:tc>
+        <w:tc>
+          <w:tcPr>
+            <w:tcW w:type="dxa" w:w="2568"/>
+          </w:tcPr>
+          <w:p>
+            <w:pPr>
+              <w:spacing w:before="20" w:after="20"/>
+            </w:pPr>
+            <w:r>
+              <w:t xml:space="preserve">Imparfait</w:t>
+            </w:r>
+          </w:p>
+        </w:tc>
+        <w:tc>
+          <w:tcPr>
+            <w:tcW w:type="dxa" w:w="4284"/>
+          </w:tcPr>
+          <w:p>
+            <w:pPr>
+              <w:spacing w:before="20" w:after="20"/>
+            </w:pPr>
+            <w:r>
+              <w:t xml:space="preserve">Passé simple d’être, d’avoir et du 1er groupe : les temps du récit</w:t>
+            </w:r>
+          </w:p>
+        </w:tc>
+        <w:tc>
+          <w:tcPr>
+            <w:tcW w:type="dxa" w:w="1008"/>
+          </w:tcPr>
+          <w:p>
+            <w:pPr>
+              <w:spacing w:before="20" w:after="20"/>
+            </w:pPr>
+            <w:r>
+              <w:t xml:space="preserve">P2</w:t>
+            </w:r>
+          </w:p>
+        </w:tc>
+      </w:tr>
+      <w:tr>
+        <w:tc>
+          <w:tcPr>
+            <w:tcW w:type="dxa" w:w="675"/>
+          </w:tcPr>
+          <w:p>
+            <w:pPr>
+              <w:spacing w:before="20" w:after="20"/>
+            </w:pPr>
+            <w:r>
+              <w:t xml:space="preserve">C4</w:t>
+            </w:r>
+          </w:p>
+        </w:tc>
+        <w:tc>
+          <w:tcPr>
+            <w:tcW w:type="dxa" w:w="1064"/>
+          </w:tcPr>
+          <w:p>
+            <w:pPr>
+              <w:spacing w:before="20" w:after="20"/>
+            </w:pPr>
+            <w:r>
+              <w:t xml:space="preserve">Verte</w:t>
+            </w:r>
+          </w:p>
+        </w:tc>
+        <w:tc>
+          <w:tcPr>
+            <w:tcW w:type="dxa" w:w="2568"/>
+          </w:tcPr>
+          <w:p>
+            <w:pPr>
+              <w:spacing w:before="20" w:after="20"/>
+            </w:pPr>
+            <w:r>
+              <w:t xml:space="preserve">Passé composé avec avoir ; forme négative</w:t>
+            </w:r>
+          </w:p>
+        </w:tc>
+        <w:tc>
+          <w:tcPr>
+            <w:tcW w:type="dxa" w:w="4284"/>
+          </w:tcPr>
+          <w:p>
+            <w:pPr>
+              <w:spacing w:before="20" w:after="20"/>
+            </w:pPr>
+            <w:r>
+              <w:t xml:space="preserve">Accord du participe passé avec le COD placé avant</w:t>
+            </w:r>
+          </w:p>
+        </w:tc>
+        <w:tc>
+          <w:tcPr>
+            <w:tcW w:type="dxa" w:w="1008"/>
+          </w:tcPr>
+          <w:p>
+            <w:pPr>
+              <w:spacing w:before="20" w:after="20"/>
+            </w:pPr>
+            <w:r>
+              <w:t xml:space="preserve">P3</w:t>
+            </w:r>
+          </w:p>
+        </w:tc>
+      </w:tr>
+      <w:tr>
+        <w:tc>
+          <w:tcPr>
+            <w:tcW w:type="dxa" w:w="675"/>
+          </w:tcPr>
+          <w:p>
+            <w:pPr>
+              <w:spacing w:before="20" w:after="20"/>
+            </w:pPr>
+            <w:r>
+              <w:t xml:space="preserve">C5</w:t>
+            </w:r>
+          </w:p>
+        </w:tc>
+        <w:tc>
+          <w:tcPr>
+            <w:tcW w:type="dxa" w:w="1064"/>
+          </w:tcPr>
+          <w:p>
+            <w:pPr>
+              <w:spacing w:before="20" w:after="20"/>
+            </w:pPr>
+            <w:r>
+              <w:t xml:space="preserve">Bleue</w:t>
+            </w:r>
+          </w:p>
+        </w:tc>
+        <w:tc>
+          <w:tcPr>
+            <w:tcW w:type="dxa" w:w="2568"/>
+          </w:tcPr>
+          <w:p>
+            <w:pPr>
+              <w:spacing w:before="20" w:after="20"/>
+            </w:pPr>
+            <w:r>
+              <w:t xml:space="preserve">Passé composé avec être ; accord avec le sujet</w:t>
+            </w:r>
+          </w:p>
+        </w:tc>
+        <w:tc>
+          <w:tcPr>
+            <w:tcW w:type="dxa" w:w="4284"/>
+          </w:tcPr>
+          <w:p>
+            <w:pPr>
+              <w:spacing w:before="20" w:after="20"/>
+            </w:pPr>
+            <w:r>
+              <w:t xml:space="preserve">Accord avec le sujet inversé</w:t>
+            </w:r>
+          </w:p>
+        </w:tc>
+        <w:tc>
+          <w:tcPr>
+            <w:tcW w:type="dxa" w:w="1008"/>
+          </w:tcPr>
+          <w:p>
+            <w:pPr>
+              <w:spacing w:before="20" w:after="20"/>
+            </w:pPr>
+            <w:r>
+              <w:t xml:space="preserve">P4</w:t>
+            </w:r>
+          </w:p>
+        </w:tc>
+      </w:tr>
+      <w:tr>
+        <w:tc>
+          <w:tcPr>
+            <w:tcW w:type="dxa" w:w="675"/>
+          </w:tcPr>
+          <w:p>
+            <w:pPr>
+              <w:spacing w:before="20" w:after="20"/>
+            </w:pPr>
+            <w:r>
+              <w:t xml:space="preserve">C6</w:t>
+            </w:r>
+          </w:p>
+        </w:tc>
+        <w:tc>
+          <w:tcPr>
+            <w:tcW w:type="dxa" w:w="1064"/>
+          </w:tcPr>
+          <w:p>
+            <w:pPr>
+              <w:spacing w:before="20" w:after="20"/>
+            </w:pPr>
+            <w:r>
+              <w:t xml:space="preserve">Rouge</w:t>
+            </w:r>
+          </w:p>
+        </w:tc>
+        <w:tc>
+          <w:tcPr>
+            <w:tcW w:type="dxa" w:w="2568"/>
+          </w:tcPr>
+          <w:p>
+            <w:pPr>
+              <w:spacing w:before="20" w:after="20"/>
+            </w:pPr>
+            <w:r>
+              <w:t xml:space="preserve">— (CM2 seulement)</w:t>
+            </w:r>
+          </w:p>
+        </w:tc>
+        <w:tc>
+          <w:tcPr>
+            <w:tcW w:type="dxa" w:w="4284"/>
+          </w:tcPr>
+          <w:p>
+            <w:pPr>
+              <w:spacing w:before="20" w:after="20"/>
+            </w:pPr>
+            <w:r>
+              <w:t xml:space="preserve">Plus-que-parfait : avoir ou être à l’imparfait + participe passé ; forme négative</w:t>
+            </w:r>
+          </w:p>
+        </w:tc>
+        <w:tc>
+          <w:tcPr>
+            <w:tcW w:type="dxa" w:w="1008"/>
+          </w:tcPr>
+          <w:p>
+            <w:pPr>
+              <w:spacing w:before="20" w:after="20"/>
+            </w:pPr>
+            <w:r>
+              <w:t xml:space="preserve">P4</w:t>
+            </w:r>
+          </w:p>
+        </w:tc>
+      </w:tr>
+      <w:tr>
+        <w:tc>
+          <w:tcPr>
+            <w:tcW w:type="dxa" w:w="675"/>
+          </w:tcPr>
+          <w:p>
+            <w:pPr>
+              <w:spacing w:before="20" w:after="20"/>
+            </w:pPr>
+            <w:r>
+              <w:t xml:space="preserve">C7</w:t>
+            </w:r>
+          </w:p>
+        </w:tc>
+        <w:tc>
+          <w:tcPr>
+            <w:tcW w:type="dxa" w:w="1064"/>
+          </w:tcPr>
+          <w:p>
+            <w:pPr>
+              <w:spacing w:before="20" w:after="20"/>
+            </w:pPr>
+            <w:r>
+              <w:t xml:space="preserve">Violette</w:t>
+            </w:r>
+          </w:p>
+        </w:tc>
+        <w:tc>
+          <w:tcPr>
+            <w:tcW w:type="dxa" w:w="2568"/>
+          </w:tcPr>
+          <w:p>
+            <w:pPr>
+              <w:spacing w:before="20" w:after="20"/>
+            </w:pPr>
+            <w:r>
+              <w:t xml:space="preserve">— (CM2 seulement)</w:t>
+            </w:r>
+          </w:p>
+        </w:tc>
+        <w:tc>
+          <w:tcPr>
+            <w:tcW w:type="dxa" w:w="4284"/>
+          </w:tcPr>
+          <w:p>
+            <w:pPr>
+              <w:spacing w:before="20" w:after="20"/>
+            </w:pPr>
+            <w:r>
+              <w:t xml:space="preserve">Passé simple : 2e groupe et verbes irréguliers (faire, aller, dire, venir, pouvoir, voir, vouloir, prendre)</w:t>
+            </w:r>
+          </w:p>
+        </w:tc>
+        <w:tc>
+          <w:tcPr>
+            <w:tcW w:type="dxa" w:w="1008"/>
+          </w:tcPr>
+          <w:p>
+            <w:pPr>
+              <w:spacing w:before="20" w:after="20"/>
+            </w:pPr>
+            <w:r>
+              <w:t xml:space="preserve">P5</w:t>
+            </w:r>
+          </w:p>
+        </w:tc>
+      </w:tr>
+      <w:tr>
+        <w:tc>
+          <w:tcPr>
+            <w:tcW w:type="dxa" w:w="675"/>
+          </w:tcPr>
+          <w:p>
+            <w:pPr>
+              <w:spacing w:before="20" w:after="20"/>
+            </w:pPr>
+            <w:r>
+              <w:t xml:space="preserve">C8</w:t>
+            </w:r>
+          </w:p>
+        </w:tc>
+        <w:tc>
+          <w:tcPr>
+            <w:tcW w:type="dxa" w:w="1064"/>
+          </w:tcPr>
+          <w:p>
+            <w:pPr>
+              <w:spacing w:before="20" w:after="20"/>
+            </w:pPr>
+            <w:r>
+              <w:t xml:space="preserve">Marron</w:t>
+            </w:r>
+          </w:p>
+        </w:tc>
+        <w:tc>
+          <w:tcPr>
+            <w:tcW w:type="dxa" w:w="2568"/>
+          </w:tcPr>
+          <w:p>
+            <w:pPr>
+              <w:spacing w:before="20" w:after="20"/>
+            </w:pPr>
+            <w:r>
+              <w:t xml:space="preserve">Mobilisation de C1 à C5</w:t>
+            </w:r>
+          </w:p>
+        </w:tc>
+        <w:tc>
+          <w:tcPr>
+            <w:tcW w:type="dxa" w:w="4284"/>
+          </w:tcPr>
+          <w:p>
+            <w:pPr>
+              <w:spacing w:before="20" w:after="20"/>
+            </w:pPr>
+            <w:r>
+              <w:t xml:space="preserve">Mobilisation de tous les temps du CM2, plus-que-parfait et passé simple compris</w:t>
+            </w:r>
+          </w:p>
+        </w:tc>
+        <w:tc>
+          <w:tcPr>
+            <w:tcW w:type="dxa" w:w="1008"/>
+          </w:tcPr>
+          <w:p>
+            <w:pPr>
+              <w:spacing w:before="20" w:after="20"/>
+            </w:pPr>
+            <w:r>
+              <w:t xml:space="preserve">P5</w:t>
+            </w:r>
+          </w:p>
+        </w:tc>
+      </w:tr>
+    </w:tbl>
+    <w:p/>
+    <w:p>
+      <w:pPr>
+        <w:pStyle w:val="BodyText"/>
+      </w:pPr>
+      <w:r>
+        <w:t xml:space="preserve">Couleurs de C6 et C7 : rouge et violette, dans l’ordre de la palette (… bleue, rouge, violette, marron).</w:t>
+      </w:r>
+    </w:p>
+    <w:p>
+      <w:pPr>
+        <w:pStyle w:val="BodyText"/>
+      </w:pPr>
+      <w:r>
+        <w:t xml:space="preserve">Programme 2025 (CM2) couvert ainsi : passé simple et plus-que-parfait (être, avoir, 1er et 2e groupes, verbes irréguliers listés), temps composés en deux parties, accord du participe passé avec être et avec le COD, forme négative aux temps composés, marques de temps et de personne, radicaux variables.</w:t>
       </w:r>
     </w:p>
     <w:sectPr>

--- a/Documents explicatifs des dispositifs/Dispositif3_Conjugaison_CM1_avec_jeux.docx
+++ b/Documents explicatifs des dispositifs/Dispositif3_Conjugaison_CM1_avec_jeux.docx
@@ -37,7 +37,7 @@
           <w:i/>
           <w:iCs/>
         </w:rPr>
-        <w:t>Préfixe retenu : C (Conjugaison). Version intégrant le jeu Profissime correspondant à chaque ceinture. Version triple niveau : document « Dispositif 3 — CE2-CM1-CM2 ».</w:t>
+        <w:t>Préfixe retenu : C (Conjugaison). Version intégrant le jeu Profissime correspondant à chaque ceinture. Pour le CM2 : voir la partie « En CM2 » à la fin de ce document.</w:t>
       </w:r>
     </w:p>
     <w:p>
@@ -1787,7 +1787,7 @@
         <w:t xml:space="preserve">Parcours</w:t>
       </w:r>
       <w:r>
-        <w:t xml:space="preserve"> : inchangé (Structure des ceintures) ; test ciblé A/B/C, réussite 6/6. Proposition : pour le CM2, 3 items sur le tronc commun et 3 items sur l’ajout CM2.</w:t>
+        <w:t xml:space="preserve"> : inchangé (Structure des ceintures) ; test ciblé A/B/C, réussite 6/6. Pour le CM2, chaque version du test compte 3 items sur le tronc commun et 3 items sur l’ajout CM2.</w:t>
       </w:r>
     </w:p>
     <w:p>

--- a/Documents explicatifs des dispositifs/Dispositif3_Conjugaison_CM1_avec_jeux.docx
+++ b/Documents explicatifs des dispositifs/Dispositif3_Conjugaison_CM1_avec_jeux.docx
@@ -2488,6 +2488,659 @@
       </w:pPr>
       <w:r>
         <w:t xml:space="preserve">Programme 2025 (CM2) couvert ainsi : passé simple et plus-que-parfait (être, avoir, 1er et 2e groupes, verbes irréguliers listés), temps composés en deux parties, accord du participe passé avec être et avec le COD, forme négative aux temps composés, marques de temps et de personne, radicaux variables.</w:t>
+      </w:r>
+    </w:p>
+    <w:p>
+      <w:pPr>
+        <w:pStyle w:val="Heading1"/>
+      </w:pPr>
+      <w:r>
+        <w:t xml:space="preserve">En CE2 : les mêmes ceintures, en plus simple</w:t>
+      </w:r>
+    </w:p>
+    <w:p>
+      <w:pPr>
+        <w:pStyle w:val="BodyText"/>
+      </w:pPr>
+      <w:r>
+        <w:t xml:space="preserve">Depuis octobre 2026, chaque ceinture CE2 porte le même numéro, la même couleur et la même notion qu’en CM1 et en CM2, dans une version plus simple, conforme au programme de français du cycle 2 (2025). En classe à plusieurs niveaux, l’observation et la trace écrite sont communes ; le CE2 s’arrête au tronc commun.</w:t>
+      </w:r>
+    </w:p>
+    <w:p>
+      <w:pPr>
+        <w:pStyle w:val="BodyText"/>
+        <w:numPr>
+          <w:ilvl w:val="0"/>
+          <w:numId w:val="1"/>
+        </w:numPr>
+        <w:spacing w:after="60"/>
+      </w:pPr>
+      <w:r>
+        <w:rPr>
+          <w:b/>
+          <w:bCs/>
+        </w:rPr>
+        <w:t xml:space="preserve">Trace écrite</w:t>
+      </w:r>
+      <w:r>
+        <w:t xml:space="preserve"> : la carte mentale est la même ; un encadré « Au CE2, je retiens » dit ce que le CE2 doit savoir (page interactive et impression).</w:t>
+      </w:r>
+    </w:p>
+    <w:p>
+      <w:pPr>
+        <w:pStyle w:val="BodyText"/>
+        <w:numPr>
+          <w:ilvl w:val="0"/>
+          <w:numId w:val="1"/>
+        </w:numPr>
+        <w:spacing w:after="60"/>
+      </w:pPr>
+      <w:r>
+        <w:rPr>
+          <w:b/>
+          <w:bCs/>
+        </w:rPr>
+        <w:t xml:space="preserve">Page interactive</w:t>
+      </w:r>
+      <w:r>
+        <w:t xml:space="preserve"> : bouton « CE2 » du sommaire ; les écrans trop difficiles sont retirés, les écrans propres au CE2 portent l’étiquette « CE2 ».</w:t>
+      </w:r>
+    </w:p>
+    <w:p>
+      <w:pPr>
+        <w:pStyle w:val="BodyText"/>
+        <w:numPr>
+          <w:ilvl w:val="0"/>
+          <w:numId w:val="1"/>
+        </w:numPr>
+        <w:spacing w:after="60"/>
+      </w:pPr>
+      <w:r>
+        <w:rPr>
+          <w:b/>
+          <w:bCs/>
+        </w:rPr>
+        <w:t xml:space="preserve">Parcours</w:t>
+      </w:r>
+      <w:r>
+        <w:t xml:space="preserve"> : inchangé (Structure des ceintures) ; test ciblé A/B/C, 6 items sur le contenu CE2, réussite 6/6.</w:t>
+      </w:r>
+    </w:p>
+    <w:p>
+      <w:pPr>
+        <w:pStyle w:val="BodyText"/>
+        <w:numPr>
+          <w:ilvl w:val="0"/>
+          <w:numId w:val="1"/>
+        </w:numPr>
+        <w:spacing w:after="60"/>
+      </w:pPr>
+      <w:r>
+        <w:rPr>
+          <w:b/>
+          <w:bCs/>
+        </w:rPr>
+        <w:t xml:space="preserve">Cahier de progrès</w:t>
+      </w:r>
+      <w:r>
+        <w:t xml:space="preserve"> : parcours A des fiches CE2-CM1-CM2, renuméroté sur le CM1.</w:t>
+      </w:r>
+    </w:p>
+    <w:p>
+      <w:pPr>
+        <w:pStyle w:val="BodyText"/>
+      </w:pPr>
+      <w:r>
+        <w:t xml:space="preserve">Au CE2, les verbes irréguliers sont séparés des autres : C1 à C5 portent sur être, avoir et le 1er groupe ; les verbes irréguliers (aller, faire, dire, venir, pouvoir, vouloir, voir, prendre) ont deux ceintures en fin de parcours, C6 et C7. De la période 1 à la période 4, les élèves écrivent ces verbes avec le tableau de conjugaison affiché, sans évaluation.</w:t>
+      </w:r>
+    </w:p>
+    <w:tbl>
+      <w:tblPr>
+        <w:tblW w:type="dxa" w:w="9600"/>
+        <w:tblBorders>
+          <w:top w:val="single" w:color="auto" w:sz="4"/>
+          <w:left w:val="single" w:color="auto" w:sz="4"/>
+          <w:bottom w:val="single" w:color="auto" w:sz="4"/>
+          <w:right w:val="single" w:color="auto" w:sz="4"/>
+          <w:insideH w:val="single" w:color="auto" w:sz="4"/>
+          <w:insideV w:val="single" w:color="auto" w:sz="4"/>
+        </w:tblBorders>
+        <w:tblCellMar>
+          <w:left w:w="80" w:type="dxa"/>
+          <w:right w:w="80" w:type="dxa"/>
+        </w:tblCellMar>
+      </w:tblPr>
+      <w:tblGrid>
+        <w:gridCol w:w="1043"/>
+        <w:gridCol w:w="1644"/>
+        <w:gridCol w:w="5354"/>
+        <w:gridCol w:w="1557"/>
+      </w:tblGrid>
+      <w:tr>
+        <w:trPr>
+          <w:tblHeader/>
+        </w:trPr>
+        <w:tc>
+          <w:tcPr>
+            <w:tcW w:type="dxa" w:w="1043"/>
+            <w:shd w:fill="D9E2F3" w:val="clear"/>
+          </w:tcPr>
+          <w:p>
+            <w:pPr>
+              <w:spacing w:before="20" w:after="20"/>
+            </w:pPr>
+            <w:r>
+              <w:rPr>
+                <w:b/>
+                <w:bCs/>
+              </w:rPr>
+              <w:t xml:space="preserve">N°</w:t>
+            </w:r>
+          </w:p>
+        </w:tc>
+        <w:tc>
+          <w:tcPr>
+            <w:tcW w:type="dxa" w:w="1644"/>
+            <w:shd w:fill="D9E2F3" w:val="clear"/>
+          </w:tcPr>
+          <w:p>
+            <w:pPr>
+              <w:spacing w:before="20" w:after="20"/>
+            </w:pPr>
+            <w:r>
+              <w:rPr>
+                <w:b/>
+                <w:bCs/>
+              </w:rPr>
+              <w:t xml:space="preserve">Couleur</w:t>
+            </w:r>
+          </w:p>
+        </w:tc>
+        <w:tc>
+          <w:tcPr>
+            <w:tcW w:type="dxa" w:w="5354"/>
+            <w:shd w:fill="D9E2F3" w:val="clear"/>
+          </w:tcPr>
+          <w:p>
+            <w:pPr>
+              <w:spacing w:before="20" w:after="20"/>
+            </w:pPr>
+            <w:r>
+              <w:rPr>
+                <w:b/>
+                <w:bCs/>
+              </w:rPr>
+              <w:t xml:space="preserve">Au CE2</w:t>
+            </w:r>
+          </w:p>
+        </w:tc>
+        <w:tc>
+          <w:tcPr>
+            <w:tcW w:type="dxa" w:w="1557"/>
+            <w:shd w:fill="D9E2F3" w:val="clear"/>
+          </w:tcPr>
+          <w:p>
+            <w:pPr>
+              <w:spacing w:before="20" w:after="20"/>
+            </w:pPr>
+            <w:r>
+              <w:rPr>
+                <w:b/>
+                <w:bCs/>
+              </w:rPr>
+              <w:t xml:space="preserve">Période</w:t>
+            </w:r>
+          </w:p>
+        </w:tc>
+      </w:tr>
+      <w:tr>
+        <w:tc>
+          <w:tcPr>
+            <w:tcW w:type="dxa" w:w="1043"/>
+          </w:tcPr>
+          <w:p>
+            <w:pPr>
+              <w:spacing w:before="20" w:after="20"/>
+            </w:pPr>
+            <w:r>
+              <w:t xml:space="preserve">C1</w:t>
+            </w:r>
+          </w:p>
+        </w:tc>
+        <w:tc>
+          <w:tcPr>
+            <w:tcW w:type="dxa" w:w="1644"/>
+          </w:tcPr>
+          <w:p>
+            <w:pPr>
+              <w:spacing w:before="20" w:after="20"/>
+            </w:pPr>
+            <w:r>
+              <w:t xml:space="preserve">Blanche</w:t>
+            </w:r>
+          </w:p>
+        </w:tc>
+        <w:tc>
+          <w:tcPr>
+            <w:tcW w:type="dxa" w:w="5354"/>
+          </w:tcPr>
+          <w:p>
+            <w:pPr>
+              <w:spacing w:before="20" w:after="20"/>
+            </w:pPr>
+            <w:r>
+              <w:t xml:space="preserve">Présent : être, avoir, 1er groupe ; radical, terminaison, infinitif</w:t>
+            </w:r>
+          </w:p>
+        </w:tc>
+        <w:tc>
+          <w:tcPr>
+            <w:tcW w:type="dxa" w:w="1557"/>
+          </w:tcPr>
+          <w:p>
+            <w:pPr>
+              <w:spacing w:before="20" w:after="20"/>
+            </w:pPr>
+            <w:r>
+              <w:t xml:space="preserve">P1</w:t>
+            </w:r>
+          </w:p>
+        </w:tc>
+      </w:tr>
+      <w:tr>
+        <w:tc>
+          <w:tcPr>
+            <w:tcW w:type="dxa" w:w="1043"/>
+          </w:tcPr>
+          <w:p>
+            <w:pPr>
+              <w:spacing w:before="20" w:after="20"/>
+            </w:pPr>
+            <w:r>
+              <w:t xml:space="preserve">C2</w:t>
+            </w:r>
+          </w:p>
+        </w:tc>
+        <w:tc>
+          <w:tcPr>
+            <w:tcW w:type="dxa" w:w="1644"/>
+          </w:tcPr>
+          <w:p>
+            <w:pPr>
+              <w:spacing w:before="20" w:after="20"/>
+            </w:pPr>
+            <w:r>
+              <w:t xml:space="preserve">Jaune</w:t>
+            </w:r>
+          </w:p>
+        </w:tc>
+        <w:tc>
+          <w:tcPr>
+            <w:tcW w:type="dxa" w:w="5354"/>
+          </w:tcPr>
+          <w:p>
+            <w:pPr>
+              <w:spacing w:before="20" w:after="20"/>
+            </w:pPr>
+            <w:r>
+              <w:t xml:space="preserve">Futur : être, avoir, 1er groupe</w:t>
+            </w:r>
+          </w:p>
+        </w:tc>
+        <w:tc>
+          <w:tcPr>
+            <w:tcW w:type="dxa" w:w="1557"/>
+          </w:tcPr>
+          <w:p>
+            <w:pPr>
+              <w:spacing w:before="20" w:after="20"/>
+            </w:pPr>
+            <w:r>
+              <w:t xml:space="preserve">P2</w:t>
+            </w:r>
+          </w:p>
+        </w:tc>
+      </w:tr>
+      <w:tr>
+        <w:tc>
+          <w:tcPr>
+            <w:tcW w:type="dxa" w:w="1043"/>
+          </w:tcPr>
+          <w:p>
+            <w:pPr>
+              <w:spacing w:before="20" w:after="20"/>
+            </w:pPr>
+            <w:r>
+              <w:t xml:space="preserve">C3</w:t>
+            </w:r>
+          </w:p>
+        </w:tc>
+        <w:tc>
+          <w:tcPr>
+            <w:tcW w:type="dxa" w:w="1644"/>
+          </w:tcPr>
+          <w:p>
+            <w:pPr>
+              <w:spacing w:before="20" w:after="20"/>
+            </w:pPr>
+            <w:r>
+              <w:t xml:space="preserve">Orange</w:t>
+            </w:r>
+          </w:p>
+        </w:tc>
+        <w:tc>
+          <w:tcPr>
+            <w:tcW w:type="dxa" w:w="5354"/>
+          </w:tcPr>
+          <w:p>
+            <w:pPr>
+              <w:spacing w:before="20" w:after="20"/>
+            </w:pPr>
+            <w:r>
+              <w:t xml:space="preserve">Imparfait : être, avoir, 1er groupe</w:t>
+            </w:r>
+          </w:p>
+        </w:tc>
+        <w:tc>
+          <w:tcPr>
+            <w:tcW w:type="dxa" w:w="1557"/>
+          </w:tcPr>
+          <w:p>
+            <w:pPr>
+              <w:spacing w:before="20" w:after="20"/>
+            </w:pPr>
+            <w:r>
+              <w:t xml:space="preserve">P2</w:t>
+            </w:r>
+          </w:p>
+        </w:tc>
+      </w:tr>
+      <w:tr>
+        <w:tc>
+          <w:tcPr>
+            <w:tcW w:type="dxa" w:w="1043"/>
+          </w:tcPr>
+          <w:p>
+            <w:pPr>
+              <w:spacing w:before="20" w:after="20"/>
+            </w:pPr>
+            <w:r>
+              <w:t xml:space="preserve">C4</w:t>
+            </w:r>
+          </w:p>
+        </w:tc>
+        <w:tc>
+          <w:tcPr>
+            <w:tcW w:type="dxa" w:w="1644"/>
+          </w:tcPr>
+          <w:p>
+            <w:pPr>
+              <w:spacing w:before="20" w:after="20"/>
+            </w:pPr>
+            <w:r>
+              <w:t xml:space="preserve">Verte</w:t>
+            </w:r>
+          </w:p>
+        </w:tc>
+        <w:tc>
+          <w:tcPr>
+            <w:tcW w:type="dxa" w:w="5354"/>
+          </w:tcPr>
+          <w:p>
+            <w:pPr>
+              <w:spacing w:before="20" w:after="20"/>
+            </w:pPr>
+            <w:r>
+              <w:t xml:space="preserve">Passé composé avec avoir</w:t>
+            </w:r>
+          </w:p>
+        </w:tc>
+        <w:tc>
+          <w:tcPr>
+            <w:tcW w:type="dxa" w:w="1557"/>
+          </w:tcPr>
+          <w:p>
+            <w:pPr>
+              <w:spacing w:before="20" w:after="20"/>
+            </w:pPr>
+            <w:r>
+              <w:t xml:space="preserve">P3</w:t>
+            </w:r>
+          </w:p>
+        </w:tc>
+      </w:tr>
+      <w:tr>
+        <w:tc>
+          <w:tcPr>
+            <w:tcW w:type="dxa" w:w="1043"/>
+          </w:tcPr>
+          <w:p>
+            <w:pPr>
+              <w:spacing w:before="20" w:after="20"/>
+            </w:pPr>
+            <w:r>
+              <w:t xml:space="preserve">C5</w:t>
+            </w:r>
+          </w:p>
+        </w:tc>
+        <w:tc>
+          <w:tcPr>
+            <w:tcW w:type="dxa" w:w="1644"/>
+          </w:tcPr>
+          <w:p>
+            <w:pPr>
+              <w:spacing w:before="20" w:after="20"/>
+            </w:pPr>
+            <w:r>
+              <w:t xml:space="preserve">Bleue</w:t>
+            </w:r>
+          </w:p>
+        </w:tc>
+        <w:tc>
+          <w:tcPr>
+            <w:tcW w:type="dxa" w:w="5354"/>
+          </w:tcPr>
+          <w:p>
+            <w:pPr>
+              <w:spacing w:before="20" w:after="20"/>
+            </w:pPr>
+            <w:r>
+              <w:t xml:space="preserve">Passé composé avec être (verbes de déplacement)</w:t>
+            </w:r>
+          </w:p>
+        </w:tc>
+        <w:tc>
+          <w:tcPr>
+            <w:tcW w:type="dxa" w:w="1557"/>
+          </w:tcPr>
+          <w:p>
+            <w:pPr>
+              <w:spacing w:before="20" w:after="20"/>
+            </w:pPr>
+            <w:r>
+              <w:t xml:space="preserve">P4</w:t>
+            </w:r>
+          </w:p>
+        </w:tc>
+      </w:tr>
+      <w:tr>
+        <w:tc>
+          <w:tcPr>
+            <w:tcW w:type="dxa" w:w="1043"/>
+          </w:tcPr>
+          <w:p>
+            <w:pPr>
+              <w:spacing w:before="20" w:after="20"/>
+            </w:pPr>
+            <w:r>
+              <w:t xml:space="preserve">C6</w:t>
+            </w:r>
+          </w:p>
+        </w:tc>
+        <w:tc>
+          <w:tcPr>
+            <w:tcW w:type="dxa" w:w="1644"/>
+          </w:tcPr>
+          <w:p>
+            <w:pPr>
+              <w:spacing w:before="20" w:after="20"/>
+            </w:pPr>
+            <w:r>
+              <w:t xml:space="preserve">Rouge</w:t>
+            </w:r>
+          </w:p>
+        </w:tc>
+        <w:tc>
+          <w:tcPr>
+            <w:tcW w:type="dxa" w:w="5354"/>
+          </w:tcPr>
+          <w:p>
+            <w:pPr>
+              <w:spacing w:before="20" w:after="20"/>
+            </w:pPr>
+            <w:r>
+              <w:t xml:space="preserve">Verbes irréguliers au présent (CE2 seulement)</w:t>
+            </w:r>
+          </w:p>
+        </w:tc>
+        <w:tc>
+          <w:tcPr>
+            <w:tcW w:type="dxa" w:w="1557"/>
+          </w:tcPr>
+          <w:p>
+            <w:pPr>
+              <w:spacing w:before="20" w:after="20"/>
+            </w:pPr>
+            <w:r>
+              <w:t xml:space="preserve">P4</w:t>
+            </w:r>
+          </w:p>
+        </w:tc>
+      </w:tr>
+      <w:tr>
+        <w:tc>
+          <w:tcPr>
+            <w:tcW w:type="dxa" w:w="1043"/>
+          </w:tcPr>
+          <w:p>
+            <w:pPr>
+              <w:spacing w:before="20" w:after="20"/>
+            </w:pPr>
+            <w:r>
+              <w:t xml:space="preserve">C7</w:t>
+            </w:r>
+          </w:p>
+        </w:tc>
+        <w:tc>
+          <w:tcPr>
+            <w:tcW w:type="dxa" w:w="1644"/>
+          </w:tcPr>
+          <w:p>
+            <w:pPr>
+              <w:spacing w:before="20" w:after="20"/>
+            </w:pPr>
+            <w:r>
+              <w:t xml:space="preserve">Violette</w:t>
+            </w:r>
+          </w:p>
+        </w:tc>
+        <w:tc>
+          <w:tcPr>
+            <w:tcW w:type="dxa" w:w="5354"/>
+          </w:tcPr>
+          <w:p>
+            <w:pPr>
+              <w:spacing w:before="20" w:after="20"/>
+            </w:pPr>
+            <w:r>
+              <w:t xml:space="preserve">Verbes irréguliers au futur, à l’imparfait, au passé composé (CE2 seulement)</w:t>
+            </w:r>
+          </w:p>
+        </w:tc>
+        <w:tc>
+          <w:tcPr>
+            <w:tcW w:type="dxa" w:w="1557"/>
+          </w:tcPr>
+          <w:p>
+            <w:pPr>
+              <w:spacing w:before="20" w:after="20"/>
+            </w:pPr>
+            <w:r>
+              <w:t xml:space="preserve">P5</w:t>
+            </w:r>
+          </w:p>
+        </w:tc>
+      </w:tr>
+      <w:tr>
+        <w:tc>
+          <w:tcPr>
+            <w:tcW w:type="dxa" w:w="1043"/>
+          </w:tcPr>
+          <w:p>
+            <w:pPr>
+              <w:spacing w:before="20" w:after="20"/>
+            </w:pPr>
+            <w:r>
+              <w:t xml:space="preserve">C8</w:t>
+            </w:r>
+          </w:p>
+        </w:tc>
+        <w:tc>
+          <w:tcPr>
+            <w:tcW w:type="dxa" w:w="1644"/>
+          </w:tcPr>
+          <w:p>
+            <w:pPr>
+              <w:spacing w:before="20" w:after="20"/>
+            </w:pPr>
+            <w:r>
+              <w:t xml:space="preserve">Marron</w:t>
+            </w:r>
+          </w:p>
+        </w:tc>
+        <w:tc>
+          <w:tcPr>
+            <w:tcW w:type="dxa" w:w="5354"/>
+          </w:tcPr>
+          <w:p>
+            <w:pPr>
+              <w:spacing w:before="20" w:after="20"/>
+            </w:pPr>
+            <w:r>
+              <w:t xml:space="preserve">Révision de tous les temps du CE2</w:t>
+            </w:r>
+          </w:p>
+        </w:tc>
+        <w:tc>
+          <w:tcPr>
+            <w:tcW w:type="dxa" w:w="1557"/>
+          </w:tcPr>
+          <w:p>
+            <w:pPr>
+              <w:spacing w:before="20" w:after="20"/>
+            </w:pPr>
+            <w:r>
+              <w:t xml:space="preserve">P5</w:t>
+            </w:r>
+          </w:p>
+        </w:tc>
+      </w:tr>
+    </w:tbl>
+    <w:p/>
+    <w:p>
+      <w:pPr>
+        <w:pStyle w:val="BodyText"/>
+      </w:pPr>
+      <w:r>
+        <w:t xml:space="preserve">C6 et C7 n’ont pas le même contenu au CE2 et au CM2 (au CM2 : plus-que-parfait et passé simple). C7 garde un fil commun : « les verbes irréguliers » dans les deux classes. Le CM1 n’a ni C6 ni C7.</w:t>
+      </w:r>
+    </w:p>
+    <w:p>
+      <w:pPr>
+        <w:pStyle w:val="BodyText"/>
+      </w:pPr>
+      <w:r>
+        <w:t xml:space="preserve">Programme du cycle 2 (CE2) couvert : présent, imparfait, futur, passé composé d’être, d’avoir, du 1er groupe et des 8 verbes irréguliers ; radical, terminaison, infinitif. Le 2e groupe n’est pas au programme du CE2.</w:t>
       </w:r>
     </w:p>
     <w:sectPr>
